--- a/MF0964_3 Desarrollo de elementos software para gestión de/JAVA/EJERCICIOS OBLIGATORIOS DE JAVA  condicionales y bucles 2026.docx
+++ b/MF0964_3 Desarrollo de elementos software para gestión de/JAVA/EJERCICIOS OBLIGATORIOS DE JAVA  condicionales y bucles 2026.docx
@@ -6043,34 +6043,30 @@
         <w:rPr>
           <w:b/>
           <w:bCs/>
-          <w:lang w:val="en-GB"/>
         </w:rPr>
       </w:pPr>
       <w:r>
         <w:rPr>
           <w:b/>
           <w:bCs/>
-          <w:lang w:val="en-GB"/>
-        </w:rPr>
-        <w:t xml:space="preserve">1) </w:t>
+        </w:rPr>
+        <w:t>1) Imprimir del 1 al 10 (</w:t>
       </w:r>
       <w:proofErr w:type="spellStart"/>
       <w:r>
         <w:rPr>
           <w:b/>
           <w:bCs/>
-          <w:lang w:val="en-GB"/>
-        </w:rPr>
-        <w:t>Imprimir</w:t>
+        </w:rPr>
+        <w:t>for</w:t>
       </w:r>
       <w:proofErr w:type="spellEnd"/>
       <w:r>
         <w:rPr>
           <w:b/>
           <w:bCs/>
-          <w:lang w:val="en-GB"/>
-        </w:rPr>
-        <w:t xml:space="preserve"> del 1 al 10 (for)</w:t>
+        </w:rPr>
+        <w:t>)</w:t>
       </w:r>
     </w:p>
     <w:p>
@@ -6226,6 +6222,11 @@
       <w:proofErr w:type="gramEnd"/>
     </w:p>
     <w:p>
+      <w:pPr>
+        <w:rPr>
+          <w:lang w:val="en-GB"/>
+        </w:rPr>
+      </w:pPr>
       <w:r>
         <w:rPr>
           <w:lang w:val="en-GB"/>
@@ -6233,23 +6234,32 @@
         <w:t xml:space="preserve">    </w:t>
       </w:r>
       <w:r>
+        <w:rPr>
+          <w:lang w:val="en-GB"/>
+        </w:rPr>
         <w:t>}</w:t>
       </w:r>
     </w:p>
     <w:p>
       <w:r>
-        <w:t xml:space="preserve">  }</w:t>
-      </w:r>
-    </w:p>
-    <w:p>
+        <w:rPr>
+          <w:lang w:val="en-GB"/>
+        </w:rPr>
+        <w:t xml:space="preserve">  </w:t>
+      </w:r>
       <w:r>
         <w:t>}</w:t>
       </w:r>
     </w:p>
     <w:p>
       <w:r>
+        <w:t>}</w:t>
+      </w:r>
+    </w:p>
+    <w:p>
+      <w:r>
         <w:pict w14:anchorId="5AAB8FC6">
-          <v:rect id="_x0000_i1158" style="width:0;height:1.5pt" o:hralign="center" o:hrstd="t" o:hr="t" fillcolor="#a0a0a0" stroked="f"/>
+          <v:rect id="_x0000_i1044" style="width:0;height:1.5pt" o:hralign="center" o:hrstd="t" o:hr="t" fillcolor="#a0a0a0" stroked="f"/>
         </w:pict>
       </w:r>
     </w:p>
@@ -6449,19 +6459,49 @@
       <w:proofErr w:type="gramEnd"/>
     </w:p>
     <w:p>
+      <w:pPr>
+        <w:rPr>
+          <w:lang w:val="en-GB"/>
+        </w:rPr>
+      </w:pPr>
       <w:r>
         <w:rPr>
           <w:lang w:val="en-GB"/>
         </w:rPr>
         <w:t xml:space="preserve">      </w:t>
       </w:r>
-      <w:r>
-        <w:t>i--;</w:t>
-      </w:r>
-    </w:p>
-    <w:p>
-      <w:r>
-        <w:t xml:space="preserve">    }</w:t>
+      <w:proofErr w:type="spellStart"/>
+      <w:r>
+        <w:rPr>
+          <w:lang w:val="en-GB"/>
+        </w:rPr>
+        <w:t>i</w:t>
+      </w:r>
+      <w:proofErr w:type="spellEnd"/>
+      <w:r>
+        <w:rPr>
+          <w:lang w:val="en-GB"/>
+        </w:rPr>
+        <w:t>-</w:t>
+      </w:r>
+      <w:proofErr w:type="gramStart"/>
+      <w:r>
+        <w:rPr>
+          <w:lang w:val="en-GB"/>
+        </w:rPr>
+        <w:t>-;</w:t>
+      </w:r>
+      <w:proofErr w:type="gramEnd"/>
+    </w:p>
+    <w:p>
+      <w:r>
+        <w:rPr>
+          <w:lang w:val="en-GB"/>
+        </w:rPr>
+        <w:t xml:space="preserve">    </w:t>
+      </w:r>
+      <w:r>
+        <w:t>}</w:t>
       </w:r>
     </w:p>
     <w:p>
@@ -6477,7 +6517,7 @@
     <w:p>
       <w:r>
         <w:pict w14:anchorId="02B78762">
-          <v:rect id="_x0000_i1159" style="width:0;height:1.5pt" o:hralign="center" o:hrstd="t" o:hr="t" fillcolor="#a0a0a0" stroked="f"/>
+          <v:rect id="_x0000_i1045" style="width:0;height:1.5pt" o:hralign="center" o:hrstd="t" o:hr="t" fillcolor="#a0a0a0" stroked="f"/>
         </w:pict>
       </w:r>
     </w:p>
@@ -7008,7 +7048,7 @@
     <w:p>
       <w:r>
         <w:pict w14:anchorId="55D17605">
-          <v:rect id="_x0000_i1160" style="width:0;height:1.5pt" o:hralign="center" o:hrstd="t" o:hr="t" fillcolor="#a0a0a0" stroked="f"/>
+          <v:rect id="_x0000_i1046" style="width:0;height:1.5pt" o:hralign="center" o:hrstd="t" o:hr="t" fillcolor="#a0a0a0" stroked="f"/>
         </w:pict>
       </w:r>
     </w:p>
@@ -7425,11 +7465,6 @@
       </w:pPr>
     </w:p>
     <w:p>
-      <w:pPr>
-        <w:rPr>
-          <w:lang w:val="en-GB"/>
-        </w:rPr>
-      </w:pPr>
       <w:r>
         <w:rPr>
           <w:lang w:val="en-GB"/>
@@ -7438,46 +7473,15 @@
       </w:r>
       <w:proofErr w:type="spellStart"/>
       <w:r>
-        <w:rPr>
-          <w:lang w:val="en-GB"/>
-        </w:rPr>
         <w:t>System.out.println</w:t>
       </w:r>
       <w:proofErr w:type="spellEnd"/>
       <w:r>
-        <w:rPr>
-          <w:lang w:val="en-GB"/>
-        </w:rPr>
-        <w:t>("Media = " + (</w:t>
-      </w:r>
-      <w:proofErr w:type="spellStart"/>
-      <w:r>
-        <w:rPr>
-          <w:lang w:val="en-GB"/>
-        </w:rPr>
-        <w:t>suma</w:t>
-      </w:r>
-      <w:proofErr w:type="spellEnd"/>
-      <w:r>
-        <w:rPr>
-          <w:lang w:val="en-GB"/>
-        </w:rPr>
-        <w:t xml:space="preserve"> / 5)</w:t>
-      </w:r>
-      <w:proofErr w:type="gramStart"/>
-      <w:r>
-        <w:rPr>
-          <w:lang w:val="en-GB"/>
-        </w:rPr>
-        <w:t>);</w:t>
-      </w:r>
-      <w:proofErr w:type="gramEnd"/>
-    </w:p>
-    <w:p>
-      <w:r>
-        <w:rPr>
-          <w:lang w:val="en-GB"/>
-        </w:rPr>
+        <w:t>("Media = " + (suma / 5));</w:t>
+      </w:r>
+    </w:p>
+    <w:p>
+      <w:r>
         <w:t xml:space="preserve">    </w:t>
       </w:r>
       <w:proofErr w:type="spellStart"/>
@@ -7504,7 +7508,7 @@
     <w:p>
       <w:r>
         <w:pict w14:anchorId="5FA9793B">
-          <v:rect id="_x0000_i1161" style="width:0;height:1.5pt" o:hralign="center" o:hrstd="t" o:hr="t" fillcolor="#a0a0a0" stroked="f"/>
+          <v:rect id="_x0000_i1047" style="width:0;height:1.5pt" o:hralign="center" o:hrstd="t" o:hr="t" fillcolor="#a0a0a0" stroked="f"/>
         </w:pict>
       </w:r>
     </w:p>
@@ -8109,7 +8113,7 @@
     <w:p>
       <w:r>
         <w:pict w14:anchorId="039CADFF">
-          <v:rect id="_x0000_i1162" style="width:0;height:1.5pt" o:hralign="center" o:hrstd="t" o:hr="t" fillcolor="#a0a0a0" stroked="f"/>
+          <v:rect id="_x0000_i1048" style="width:0;height:1.5pt" o:hralign="center" o:hrstd="t" o:hr="t" fillcolor="#a0a0a0" stroked="f"/>
         </w:pict>
       </w:r>
     </w:p>
@@ -8533,7 +8537,7 @@
     <w:p>
       <w:r>
         <w:pict w14:anchorId="2CCBAFC8">
-          <v:rect id="_x0000_i1163" style="width:0;height:1.5pt" o:hralign="center" o:hrstd="t" o:hr="t" fillcolor="#a0a0a0" stroked="f"/>
+          <v:rect id="_x0000_i1049" style="width:0;height:1.5pt" o:hralign="center" o:hrstd="t" o:hr="t" fillcolor="#a0a0a0" stroked="f"/>
         </w:pict>
       </w:r>
     </w:p>
@@ -8992,7 +8996,7 @@
     <w:p>
       <w:r>
         <w:pict w14:anchorId="1D236293">
-          <v:rect id="_x0000_i1164" style="width:0;height:1.5pt" o:hralign="center" o:hrstd="t" o:hr="t" fillcolor="#a0a0a0" stroked="f"/>
+          <v:rect id="_x0000_i1050" style="width:0;height:1.5pt" o:hralign="center" o:hrstd="t" o:hr="t" fillcolor="#a0a0a0" stroked="f"/>
         </w:pict>
       </w:r>
     </w:p>
@@ -9572,30 +9576,18 @@
       </w:r>
       <w:proofErr w:type="spellStart"/>
       <w:r>
-        <w:rPr>
-          <w:lang w:val="en-GB"/>
-        </w:rPr>
         <w:t>System.out.println</w:t>
       </w:r>
       <w:proofErr w:type="spellEnd"/>
       <w:r>
-        <w:rPr>
-          <w:lang w:val="en-GB"/>
-        </w:rPr>
         <w:t>(</w:t>
       </w:r>
       <w:proofErr w:type="gramStart"/>
       <w:r>
-        <w:rPr>
-          <w:lang w:val="en-GB"/>
-        </w:rPr>
         <w:t>primo ?</w:t>
       </w:r>
       <w:proofErr w:type="gramEnd"/>
       <w:r>
-        <w:rPr>
-          <w:lang w:val="en-GB"/>
-        </w:rPr>
         <w:t xml:space="preserve"> </w:t>
       </w:r>
       <w:r>
@@ -9638,7 +9630,7 @@
     <w:p>
       <w:r>
         <w:pict w14:anchorId="71896FD9">
-          <v:rect id="_x0000_i1165" style="width:0;height:1.5pt" o:hralign="center" o:hrstd="t" o:hr="t" fillcolor="#a0a0a0" stroked="f"/>
+          <v:rect id="_x0000_i1051" style="width:0;height:1.5pt" o:hralign="center" o:hrstd="t" o:hr="t" fillcolor="#a0a0a0" stroked="f"/>
         </w:pict>
       </w:r>
     </w:p>
@@ -10144,7 +10136,7 @@
     <w:p>
       <w:r>
         <w:pict w14:anchorId="4094DEDA">
-          <v:rect id="_x0000_i1166" style="width:0;height:1.5pt" o:hralign="center" o:hrstd="t" o:hr="t" fillcolor="#a0a0a0" stroked="f"/>
+          <v:rect id="_x0000_i1052" style="width:0;height:1.5pt" o:hralign="center" o:hrstd="t" o:hr="t" fillcolor="#a0a0a0" stroked="f"/>
         </w:pict>
       </w:r>
     </w:p>
@@ -10410,6 +10402,11 @@
       <w:proofErr w:type="gramEnd"/>
     </w:p>
     <w:p>
+      <w:pPr>
+        <w:rPr>
+          <w:lang w:val="en-GB"/>
+        </w:rPr>
+      </w:pPr>
       <w:r>
         <w:rPr>
           <w:lang w:val="en-GB"/>
@@ -10417,63 +10414,86 @@
         <w:t xml:space="preserve">      </w:t>
       </w:r>
       <w:r>
+        <w:rPr>
+          <w:lang w:val="en-GB"/>
+        </w:rPr>
         <w:t xml:space="preserve">nota = </w:t>
       </w:r>
       <w:proofErr w:type="spellStart"/>
       <w:proofErr w:type="gramStart"/>
       <w:r>
+        <w:rPr>
+          <w:lang w:val="en-GB"/>
+        </w:rPr>
         <w:t>sc.nextDouble</w:t>
       </w:r>
       <w:proofErr w:type="spellEnd"/>
       <w:proofErr w:type="gramEnd"/>
       <w:r>
+        <w:rPr>
+          <w:lang w:val="en-GB"/>
+        </w:rPr>
+        <w:t>(</w:t>
+      </w:r>
+      <w:proofErr w:type="gramStart"/>
+      <w:r>
+        <w:rPr>
+          <w:lang w:val="en-GB"/>
+        </w:rPr>
+        <w:t>);</w:t>
+      </w:r>
+      <w:proofErr w:type="gramEnd"/>
+    </w:p>
+    <w:p>
+      <w:r>
+        <w:rPr>
+          <w:lang w:val="en-GB"/>
+        </w:rPr>
+        <w:t xml:space="preserve">    </w:t>
+      </w:r>
+      <w:r>
+        <w:t xml:space="preserve">} </w:t>
+      </w:r>
+      <w:proofErr w:type="spellStart"/>
+      <w:r>
+        <w:t>while</w:t>
+      </w:r>
+      <w:proofErr w:type="spellEnd"/>
+      <w:r>
+        <w:t xml:space="preserve"> (nota &lt; 0 || nota &gt; 10);</w:t>
+      </w:r>
+    </w:p>
+    <w:p/>
+    <w:p>
+      <w:r>
+        <w:t xml:space="preserve">    </w:t>
+      </w:r>
+      <w:proofErr w:type="spellStart"/>
+      <w:r>
+        <w:t>System.out.println</w:t>
+      </w:r>
+      <w:proofErr w:type="spellEnd"/>
+      <w:r>
+        <w:t>("Nota válida: " + nota);</w:t>
+      </w:r>
+    </w:p>
+    <w:p>
+      <w:r>
+        <w:t xml:space="preserve">    </w:t>
+      </w:r>
+      <w:proofErr w:type="spellStart"/>
+      <w:proofErr w:type="gramStart"/>
+      <w:r>
+        <w:t>sc.close</w:t>
+      </w:r>
+      <w:proofErr w:type="spellEnd"/>
+      <w:proofErr w:type="gramEnd"/>
+      <w:r>
         <w:t>();</w:t>
       </w:r>
     </w:p>
     <w:p>
       <w:r>
-        <w:t xml:space="preserve">    } </w:t>
-      </w:r>
-      <w:proofErr w:type="spellStart"/>
-      <w:r>
-        <w:t>while</w:t>
-      </w:r>
-      <w:proofErr w:type="spellEnd"/>
-      <w:r>
-        <w:t xml:space="preserve"> (nota &lt; 0 || nota &gt; 10);</w:t>
-      </w:r>
-    </w:p>
-    <w:p/>
-    <w:p>
-      <w:r>
-        <w:t xml:space="preserve">    </w:t>
-      </w:r>
-      <w:proofErr w:type="spellStart"/>
-      <w:r>
-        <w:t>System.out.println</w:t>
-      </w:r>
-      <w:proofErr w:type="spellEnd"/>
-      <w:r>
-        <w:t>("Nota válida: " + nota);</w:t>
-      </w:r>
-    </w:p>
-    <w:p>
-      <w:r>
-        <w:t xml:space="preserve">    </w:t>
-      </w:r>
-      <w:proofErr w:type="spellStart"/>
-      <w:proofErr w:type="gramStart"/>
-      <w:r>
-        <w:t>sc.close</w:t>
-      </w:r>
-      <w:proofErr w:type="spellEnd"/>
-      <w:proofErr w:type="gramEnd"/>
-      <w:r>
-        <w:t>();</w:t>
-      </w:r>
-    </w:p>
-    <w:p>
-      <w:r>
         <w:t xml:space="preserve">  }</w:t>
       </w:r>
     </w:p>
@@ -10485,7 +10505,7 @@
     <w:p>
       <w:r>
         <w:pict w14:anchorId="2A363753">
-          <v:rect id="_x0000_i1167" style="width:0;height:1.5pt" o:hralign="center" o:hrstd="t" o:hr="t" fillcolor="#a0a0a0" stroked="f"/>
+          <v:rect id="_x0000_i1053" style="width:0;height:1.5pt" o:hralign="center" o:hrstd="t" o:hr="t" fillcolor="#a0a0a0" stroked="f"/>
         </w:pict>
       </w:r>
     </w:p>
@@ -11163,7 +11183,7 @@
     <w:p>
       <w:r>
         <w:pict w14:anchorId="7CF534BB">
-          <v:rect id="_x0000_i1168" style="width:0;height:1.5pt" o:hralign="center" o:hrstd="t" o:hr="t" fillcolor="#a0a0a0" stroked="f"/>
+          <v:rect id="_x0000_i1054" style="width:0;height:1.5pt" o:hralign="center" o:hrstd="t" o:hr="t" fillcolor="#a0a0a0" stroked="f"/>
         </w:pict>
       </w:r>
     </w:p>
@@ -11441,6 +11461,11 @@
       </w:pPr>
     </w:p>
     <w:p>
+      <w:pPr>
+        <w:rPr>
+          <w:lang w:val="en-GB"/>
+        </w:rPr>
+      </w:pPr>
       <w:r>
         <w:rPr>
           <w:lang w:val="en-GB"/>
@@ -11448,28 +11473,159 @@
         <w:t xml:space="preserve">    </w:t>
       </w:r>
       <w:r>
+        <w:rPr>
+          <w:lang w:val="en-GB"/>
+        </w:rPr>
         <w:t xml:space="preserve">n = </w:t>
       </w:r>
       <w:proofErr w:type="spellStart"/>
       <w:r>
+        <w:rPr>
+          <w:lang w:val="en-GB"/>
+        </w:rPr>
         <w:t>Math.abs</w:t>
       </w:r>
       <w:proofErr w:type="spellEnd"/>
       <w:r>
-        <w:t>(n);</w:t>
-      </w:r>
-    </w:p>
+        <w:rPr>
+          <w:lang w:val="en-GB"/>
+        </w:rPr>
+        <w:t>(n</w:t>
+      </w:r>
+      <w:proofErr w:type="gramStart"/>
+      <w:r>
+        <w:rPr>
+          <w:lang w:val="en-GB"/>
+        </w:rPr>
+        <w:t>);</w:t>
+      </w:r>
+      <w:proofErr w:type="gramEnd"/>
+    </w:p>
+    <w:p>
+      <w:pPr>
+        <w:rPr>
+          <w:lang w:val="en-GB"/>
+        </w:rPr>
+      </w:pPr>
+      <w:r>
+        <w:rPr>
+          <w:lang w:val="en-GB"/>
+        </w:rPr>
+        <w:t xml:space="preserve">    int </w:t>
+      </w:r>
+      <w:proofErr w:type="spellStart"/>
+      <w:r>
+        <w:rPr>
+          <w:lang w:val="en-GB"/>
+        </w:rPr>
+        <w:t>digitos</w:t>
+      </w:r>
+      <w:proofErr w:type="spellEnd"/>
+      <w:r>
+        <w:rPr>
+          <w:lang w:val="en-GB"/>
+        </w:rPr>
+        <w:t xml:space="preserve"> = (n == 0</w:t>
+      </w:r>
+      <w:proofErr w:type="gramStart"/>
+      <w:r>
+        <w:rPr>
+          <w:lang w:val="en-GB"/>
+        </w:rPr>
+        <w:t>) ?</w:t>
+      </w:r>
+      <w:proofErr w:type="gramEnd"/>
+      <w:r>
+        <w:rPr>
+          <w:lang w:val="en-GB"/>
+        </w:rPr>
+        <w:t xml:space="preserve"> </w:t>
+      </w:r>
+      <w:proofErr w:type="gramStart"/>
+      <w:r>
+        <w:rPr>
+          <w:lang w:val="en-GB"/>
+        </w:rPr>
+        <w:t>1 :</w:t>
+      </w:r>
+      <w:proofErr w:type="gramEnd"/>
+      <w:r>
+        <w:rPr>
+          <w:lang w:val="en-GB"/>
+        </w:rPr>
+        <w:t xml:space="preserve"> </w:t>
+      </w:r>
+      <w:proofErr w:type="gramStart"/>
+      <w:r>
+        <w:rPr>
+          <w:lang w:val="en-GB"/>
+        </w:rPr>
+        <w:t>0;</w:t>
+      </w:r>
+      <w:proofErr w:type="gramEnd"/>
+    </w:p>
+    <w:p>
+      <w:pPr>
+        <w:rPr>
+          <w:lang w:val="en-GB"/>
+        </w:rPr>
+      </w:pPr>
+    </w:p>
+    <w:p>
+      <w:pPr>
+        <w:rPr>
+          <w:lang w:val="en-GB"/>
+        </w:rPr>
+      </w:pPr>
+      <w:r>
+        <w:rPr>
+          <w:lang w:val="en-GB"/>
+        </w:rPr>
+        <w:t xml:space="preserve">    while (n &gt; 0) {</w:t>
+      </w:r>
+    </w:p>
+    <w:p>
+      <w:r>
+        <w:rPr>
+          <w:lang w:val="en-GB"/>
+        </w:rPr>
+        <w:lastRenderedPageBreak/>
+        <w:t xml:space="preserve">      </w:t>
+      </w:r>
+      <w:r>
+        <w:t>n /= 10;</w:t>
+      </w:r>
+    </w:p>
+    <w:p>
+      <w:r>
+        <w:t xml:space="preserve">      </w:t>
+      </w:r>
+      <w:proofErr w:type="spellStart"/>
+      <w:r>
+        <w:t>digitos</w:t>
+      </w:r>
+      <w:proofErr w:type="spellEnd"/>
+      <w:r>
+        <w:t>++;</w:t>
+      </w:r>
+    </w:p>
+    <w:p>
+      <w:r>
+        <w:t xml:space="preserve">    }</w:t>
+      </w:r>
+    </w:p>
+    <w:p/>
     <w:p>
       <w:r>
         <w:t xml:space="preserve">    </w:t>
       </w:r>
       <w:proofErr w:type="spellStart"/>
       <w:r>
-        <w:t>int</w:t>
-      </w:r>
-      <w:proofErr w:type="spellEnd"/>
-      <w:r>
-        <w:t xml:space="preserve"> </w:t>
+        <w:t>System.out.println</w:t>
+      </w:r>
+      <w:proofErr w:type="spellEnd"/>
+      <w:r>
+        <w:t xml:space="preserve">("Dígitos: " + </w:t>
       </w:r>
       <w:proofErr w:type="spellStart"/>
       <w:r>
@@ -11477,90 +11633,14 @@
       </w:r>
       <w:proofErr w:type="spellEnd"/>
       <w:r>
-        <w:t xml:space="preserve"> = (n == 0</w:t>
-      </w:r>
-      <w:proofErr w:type="gramStart"/>
-      <w:r>
-        <w:t>) ?</w:t>
-      </w:r>
-      <w:proofErr w:type="gramEnd"/>
-      <w:r>
-        <w:t xml:space="preserve"> </w:t>
-      </w:r>
-      <w:proofErr w:type="gramStart"/>
-      <w:r>
-        <w:t>1 :</w:t>
-      </w:r>
-      <w:proofErr w:type="gramEnd"/>
-      <w:r>
-        <w:t xml:space="preserve"> 0;</w:t>
-      </w:r>
-    </w:p>
-    <w:p/>
+        <w:t>);</w:t>
+      </w:r>
+    </w:p>
     <w:p>
       <w:r>
         <w:t xml:space="preserve">    </w:t>
       </w:r>
       <w:proofErr w:type="spellStart"/>
-      <w:r>
-        <w:t>while</w:t>
-      </w:r>
-      <w:proofErr w:type="spellEnd"/>
-      <w:r>
-        <w:t xml:space="preserve"> (n &gt; 0) {</w:t>
-      </w:r>
-    </w:p>
-    <w:p>
-      <w:r>
-        <w:lastRenderedPageBreak/>
-        <w:t xml:space="preserve">      n /= 10;</w:t>
-      </w:r>
-    </w:p>
-    <w:p>
-      <w:r>
-        <w:t xml:space="preserve">      </w:t>
-      </w:r>
-      <w:proofErr w:type="spellStart"/>
-      <w:r>
-        <w:t>digitos</w:t>
-      </w:r>
-      <w:proofErr w:type="spellEnd"/>
-      <w:r>
-        <w:t>++;</w:t>
-      </w:r>
-    </w:p>
-    <w:p>
-      <w:r>
-        <w:t xml:space="preserve">    }</w:t>
-      </w:r>
-    </w:p>
-    <w:p/>
-    <w:p>
-      <w:r>
-        <w:t xml:space="preserve">    </w:t>
-      </w:r>
-      <w:proofErr w:type="spellStart"/>
-      <w:r>
-        <w:t>System.out.println</w:t>
-      </w:r>
-      <w:proofErr w:type="spellEnd"/>
-      <w:r>
-        <w:t xml:space="preserve">("Dígitos: " + </w:t>
-      </w:r>
-      <w:proofErr w:type="spellStart"/>
-      <w:r>
-        <w:t>digitos</w:t>
-      </w:r>
-      <w:proofErr w:type="spellEnd"/>
-      <w:r>
-        <w:t>);</w:t>
-      </w:r>
-    </w:p>
-    <w:p>
-      <w:r>
-        <w:t xml:space="preserve">    </w:t>
-      </w:r>
-      <w:proofErr w:type="spellStart"/>
       <w:proofErr w:type="gramStart"/>
       <w:r>
         <w:t>sc.close</w:t>
@@ -11584,7 +11664,7 @@
     <w:p>
       <w:r>
         <w:pict w14:anchorId="65F4D202">
-          <v:rect id="_x0000_i1169" style="width:0;height:1.5pt" o:hralign="center" o:hrstd="t" o:hr="t" fillcolor="#a0a0a0" stroked="f"/>
+          <v:rect id="_x0000_i1055" style="width:0;height:1.5pt" o:hralign="center" o:hrstd="t" o:hr="t" fillcolor="#a0a0a0" stroked="f"/>
         </w:pict>
       </w:r>
     </w:p>
@@ -11628,29 +11708,37 @@
     </w:p>
     <w:p/>
     <w:p>
-      <w:pPr>
-        <w:rPr>
-          <w:lang w:val="en-GB"/>
-        </w:rPr>
-      </w:pPr>
-      <w:r>
-        <w:rPr>
-          <w:lang w:val="en-GB"/>
-        </w:rPr>
-        <w:t>public class Ej13_InvertirNumero {</w:t>
-      </w:r>
-    </w:p>
-    <w:p>
-      <w:pPr>
-        <w:rPr>
-          <w:lang w:val="en-GB"/>
-        </w:rPr>
-      </w:pPr>
-      <w:r>
-        <w:rPr>
-          <w:lang w:val="en-GB"/>
-        </w:rPr>
-        <w:t xml:space="preserve">  public static void </w:t>
+      <w:proofErr w:type="spellStart"/>
+      <w:r>
+        <w:t>public</w:t>
+      </w:r>
+      <w:proofErr w:type="spellEnd"/>
+      <w:r>
+        <w:t xml:space="preserve"> </w:t>
+      </w:r>
+      <w:proofErr w:type="spellStart"/>
+      <w:r>
+        <w:t>class</w:t>
+      </w:r>
+      <w:proofErr w:type="spellEnd"/>
+      <w:r>
+        <w:t xml:space="preserve"> Ej13_InvertirNumero {</w:t>
+      </w:r>
+    </w:p>
+    <w:p>
+      <w:pPr>
+        <w:rPr>
+          <w:lang w:val="en-GB"/>
+        </w:rPr>
+      </w:pPr>
+      <w:r>
+        <w:t xml:space="preserve">  </w:t>
+      </w:r>
+      <w:r>
+        <w:rPr>
+          <w:lang w:val="en-GB"/>
+        </w:rPr>
+        <w:t xml:space="preserve">public static void </w:t>
       </w:r>
       <w:proofErr w:type="gramStart"/>
       <w:r>
@@ -11859,86 +11947,66 @@
       <w:proofErr w:type="gramEnd"/>
     </w:p>
     <w:p>
-      <w:pPr>
-        <w:rPr>
-          <w:lang w:val="en-GB"/>
-        </w:rPr>
-      </w:pPr>
-      <w:r>
-        <w:rPr>
-          <w:lang w:val="en-GB"/>
-        </w:rPr>
-        <w:t xml:space="preserve">    int </w:t>
-      </w:r>
-      <w:proofErr w:type="spellStart"/>
-      <w:r>
-        <w:rPr>
-          <w:lang w:val="en-GB"/>
-        </w:rPr>
-        <w:t>invertido</w:t>
-      </w:r>
-      <w:proofErr w:type="spellEnd"/>
-      <w:r>
-        <w:rPr>
-          <w:lang w:val="en-GB"/>
-        </w:rPr>
-        <w:t xml:space="preserve"> = </w:t>
-      </w:r>
-      <w:proofErr w:type="gramStart"/>
-      <w:r>
-        <w:rPr>
-          <w:lang w:val="en-GB"/>
-        </w:rPr>
-        <w:t>0;</w:t>
-      </w:r>
-      <w:proofErr w:type="gramEnd"/>
-    </w:p>
-    <w:p>
-      <w:pPr>
-        <w:rPr>
-          <w:lang w:val="en-GB"/>
-        </w:rPr>
-      </w:pPr>
-    </w:p>
-    <w:p>
-      <w:pPr>
-        <w:rPr>
-          <w:lang w:val="en-GB"/>
-        </w:rPr>
-      </w:pPr>
-      <w:r>
-        <w:rPr>
-          <w:lang w:val="en-GB"/>
-        </w:rPr>
-        <w:t xml:space="preserve">    while (aux &gt; 0) {</w:t>
-      </w:r>
-    </w:p>
-    <w:p>
-      <w:pPr>
-        <w:rPr>
-          <w:lang w:val="en-GB"/>
-        </w:rPr>
-      </w:pPr>
-      <w:r>
-        <w:rPr>
-          <w:lang w:val="en-GB"/>
-        </w:rPr>
-        <w:t xml:space="preserve">      int d = aux % </w:t>
-      </w:r>
-      <w:proofErr w:type="gramStart"/>
-      <w:r>
-        <w:rPr>
-          <w:lang w:val="en-GB"/>
-        </w:rPr>
-        <w:t>10;</w:t>
-      </w:r>
-      <w:proofErr w:type="gramEnd"/>
-    </w:p>
-    <w:p>
-      <w:r>
-        <w:rPr>
-          <w:lang w:val="en-GB"/>
-        </w:rPr>
+      <w:r>
+        <w:rPr>
+          <w:lang w:val="en-GB"/>
+        </w:rPr>
+        <w:t xml:space="preserve">    </w:t>
+      </w:r>
+      <w:proofErr w:type="spellStart"/>
+      <w:r>
+        <w:t>int</w:t>
+      </w:r>
+      <w:proofErr w:type="spellEnd"/>
+      <w:r>
+        <w:t xml:space="preserve"> invertido = 0;</w:t>
+      </w:r>
+    </w:p>
+    <w:p/>
+    <w:p>
+      <w:r>
+        <w:t xml:space="preserve">    </w:t>
+      </w:r>
+      <w:proofErr w:type="spellStart"/>
+      <w:r>
+        <w:t>while</w:t>
+      </w:r>
+      <w:proofErr w:type="spellEnd"/>
+      <w:r>
+        <w:t xml:space="preserve"> (</w:t>
+      </w:r>
+      <w:proofErr w:type="spellStart"/>
+      <w:r>
+        <w:t>aux</w:t>
+      </w:r>
+      <w:proofErr w:type="spellEnd"/>
+      <w:r>
+        <w:t xml:space="preserve"> &gt; 0) {</w:t>
+      </w:r>
+    </w:p>
+    <w:p>
+      <w:r>
+        <w:t xml:space="preserve">      </w:t>
+      </w:r>
+      <w:proofErr w:type="spellStart"/>
+      <w:r>
+        <w:t>int</w:t>
+      </w:r>
+      <w:proofErr w:type="spellEnd"/>
+      <w:r>
+        <w:t xml:space="preserve"> d = </w:t>
+      </w:r>
+      <w:proofErr w:type="spellStart"/>
+      <w:r>
+        <w:t>aux</w:t>
+      </w:r>
+      <w:proofErr w:type="spellEnd"/>
+      <w:r>
+        <w:t xml:space="preserve"> % 10;</w:t>
+      </w:r>
+    </w:p>
+    <w:p>
+      <w:r>
         <w:t xml:space="preserve">      </w:t>
       </w:r>
       <w:r>
@@ -12019,7 +12087,7 @@
     <w:p>
       <w:r>
         <w:pict w14:anchorId="7C297C1A">
-          <v:rect id="_x0000_i1170" style="width:0;height:1.5pt" o:hralign="center" o:hrstd="t" o:hr="t" fillcolor="#a0a0a0" stroked="f"/>
+          <v:rect id="_x0000_i1056" style="width:0;height:1.5pt" o:hralign="center" o:hrstd="t" o:hr="t" fillcolor="#a0a0a0" stroked="f"/>
         </w:pict>
       </w:r>
     </w:p>
@@ -12578,7 +12646,7 @@
     <w:p>
       <w:r>
         <w:pict w14:anchorId="5E8AE86E">
-          <v:rect id="_x0000_i1171" style="width:0;height:1.5pt" o:hralign="center" o:hrstd="t" o:hr="t" fillcolor="#a0a0a0" stroked="f"/>
+          <v:rect id="_x0000_i1057" style="width:0;height:1.5pt" o:hralign="center" o:hrstd="t" o:hr="t" fillcolor="#a0a0a0" stroked="f"/>
         </w:pict>
       </w:r>
     </w:p>
@@ -12973,21 +13041,7 @@
         <w:rPr>
           <w:lang w:val="en-GB"/>
         </w:rPr>
-        <w:t xml:space="preserve">; </w:t>
-      </w:r>
-      <w:proofErr w:type="spellStart"/>
-      <w:r>
-        <w:rPr>
-          <w:lang w:val="en-GB"/>
-        </w:rPr>
-        <w:t>j++</w:t>
-      </w:r>
-      <w:proofErr w:type="spellEnd"/>
-      <w:r>
-        <w:rPr>
-          <w:lang w:val="en-GB"/>
-        </w:rPr>
-        <w:t>) {</w:t>
+        <w:t>; j++) {</w:t>
       </w:r>
     </w:p>
     <w:p>
@@ -13074,6 +13128,11 @@
       <w:proofErr w:type="gramEnd"/>
     </w:p>
     <w:p>
+      <w:pPr>
+        <w:rPr>
+          <w:lang w:val="en-GB"/>
+        </w:rPr>
+      </w:pPr>
       <w:r>
         <w:rPr>
           <w:lang w:val="en-GB"/>
@@ -13081,12 +13140,24 @@
         <w:t xml:space="preserve">    </w:t>
       </w:r>
       <w:r>
+        <w:rPr>
+          <w:lang w:val="en-GB"/>
+        </w:rPr>
         <w:t>}</w:t>
       </w:r>
     </w:p>
-    <w:p/>
-    <w:p>
-      <w:r>
+    <w:p>
+      <w:pPr>
+        <w:rPr>
+          <w:lang w:val="en-GB"/>
+        </w:rPr>
+      </w:pPr>
+    </w:p>
+    <w:p>
+      <w:r>
+        <w:rPr>
+          <w:lang w:val="en-GB"/>
+        </w:rPr>
         <w:t xml:space="preserve">    </w:t>
       </w:r>
       <w:proofErr w:type="spellStart"/>
@@ -13113,7 +13184,7 @@
     <w:p>
       <w:r>
         <w:pict w14:anchorId="1203AEE3">
-          <v:rect id="_x0000_i1172" style="width:0;height:1.5pt" o:hralign="center" o:hrstd="t" o:hr="t" fillcolor="#a0a0a0" stroked="f"/>
+          <v:rect id="_x0000_i1058" style="width:0;height:1.5pt" o:hralign="center" o:hrstd="t" o:hr="t" fillcolor="#a0a0a0" stroked="f"/>
         </w:pict>
       </w:r>
     </w:p>
@@ -13678,6 +13749,11 @@
       <w:proofErr w:type="gramEnd"/>
     </w:p>
     <w:p>
+      <w:pPr>
+        <w:rPr>
+          <w:lang w:val="en-GB"/>
+        </w:rPr>
+      </w:pPr>
       <w:r>
         <w:rPr>
           <w:lang w:val="en-GB"/>
@@ -13685,6 +13761,9 @@
         <w:t xml:space="preserve">  </w:t>
       </w:r>
       <w:r>
+        <w:rPr>
+          <w:lang w:val="en-GB"/>
+        </w:rPr>
         <w:t>}</w:t>
       </w:r>
     </w:p>
@@ -13696,7 +13775,7 @@
     <w:p>
       <w:r>
         <w:pict w14:anchorId="3258F5A9">
-          <v:rect id="_x0000_i1173" style="width:0;height:1.5pt" o:hralign="center" o:hrstd="t" o:hr="t" fillcolor="#a0a0a0" stroked="f"/>
+          <v:rect id="_x0000_i1059" style="width:0;height:1.5pt" o:hralign="center" o:hrstd="t" o:hr="t" fillcolor="#a0a0a0" stroked="f"/>
         </w:pict>
       </w:r>
     </w:p>
@@ -14421,7 +14500,7 @@
     <w:p>
       <w:r>
         <w:pict w14:anchorId="19D51AE8">
-          <v:rect id="_x0000_i1174" style="width:0;height:1.5pt" o:hralign="center" o:hrstd="t" o:hr="t" fillcolor="#a0a0a0" stroked="f"/>
+          <v:rect id="_x0000_i1060" style="width:0;height:1.5pt" o:hralign="center" o:hrstd="t" o:hr="t" fillcolor="#a0a0a0" stroked="f"/>
         </w:pict>
       </w:r>
     </w:p>
@@ -15012,7 +15091,7 @@
     <w:p>
       <w:r>
         <w:pict w14:anchorId="1F75E6D6">
-          <v:rect id="_x0000_i1175" style="width:0;height:1.5pt" o:hralign="center" o:hrstd="t" o:hr="t" fillcolor="#a0a0a0" stroked="f"/>
+          <v:rect id="_x0000_i1061" style="width:0;height:1.5pt" o:hralign="center" o:hrstd="t" o:hr="t" fillcolor="#a0a0a0" stroked="f"/>
         </w:pict>
       </w:r>
     </w:p>
@@ -15424,11 +15503,6 @@
       </w:pPr>
     </w:p>
     <w:p>
-      <w:pPr>
-        <w:rPr>
-          <w:lang w:val="en-GB"/>
-        </w:rPr>
-      </w:pPr>
       <w:r>
         <w:rPr>
           <w:lang w:val="en-GB"/>
@@ -15437,54 +15511,23 @@
       </w:r>
       <w:proofErr w:type="spellStart"/>
       <w:r>
-        <w:rPr>
-          <w:lang w:val="en-GB"/>
-        </w:rPr>
         <w:t>System.out.println</w:t>
       </w:r>
       <w:proofErr w:type="spellEnd"/>
       <w:r>
-        <w:rPr>
-          <w:lang w:val="en-GB"/>
-        </w:rPr>
-        <w:t>("</w:t>
-      </w:r>
-      <w:proofErr w:type="spellStart"/>
-      <w:r>
-        <w:rPr>
-          <w:lang w:val="en-GB"/>
-        </w:rPr>
-        <w:t>Múltiplos</w:t>
-      </w:r>
-      <w:proofErr w:type="spellEnd"/>
-      <w:r>
-        <w:rPr>
-          <w:lang w:val="en-GB"/>
-        </w:rPr>
-        <w:t xml:space="preserve"> de 3: " + </w:t>
-      </w:r>
-      <w:proofErr w:type="spellStart"/>
-      <w:r>
-        <w:rPr>
-          <w:lang w:val="en-GB"/>
-        </w:rPr>
+        <w:t xml:space="preserve">("Múltiplos de 3: " + </w:t>
+      </w:r>
+      <w:proofErr w:type="spellStart"/>
+      <w:r>
         <w:t>cont</w:t>
       </w:r>
       <w:proofErr w:type="spellEnd"/>
-      <w:proofErr w:type="gramStart"/>
-      <w:r>
-        <w:rPr>
-          <w:lang w:val="en-GB"/>
-        </w:rPr>
+      <w:r>
         <w:t>);</w:t>
       </w:r>
-      <w:proofErr w:type="gramEnd"/>
-    </w:p>
-    <w:p>
-      <w:r>
-        <w:rPr>
-          <w:lang w:val="en-GB"/>
-        </w:rPr>
+    </w:p>
+    <w:p>
+      <w:r>
         <w:t xml:space="preserve">    </w:t>
       </w:r>
       <w:proofErr w:type="spellStart"/>
@@ -15511,7 +15554,7 @@
     <w:p>
       <w:r>
         <w:pict w14:anchorId="09256E32">
-          <v:rect id="_x0000_i1176" style="width:0;height:1.5pt" o:hralign="center" o:hrstd="t" o:hr="t" fillcolor="#a0a0a0" stroked="f"/>
+          <v:rect id="_x0000_i1062" style="width:0;height:1.5pt" o:hralign="center" o:hrstd="t" o:hr="t" fillcolor="#a0a0a0" stroked="f"/>
         </w:pict>
       </w:r>
     </w:p>
@@ -17136,6 +17179,7 @@
   <w:style w:type="character" w:default="1" w:styleId="Fuentedeprrafopredeter">
     <w:name w:val="Default Paragraph Font"/>
     <w:uiPriority w:val="1"/>
+    <w:semiHidden/>
     <w:unhideWhenUsed/>
   </w:style>
   <w:style w:type="table" w:default="1" w:styleId="Tablanormal">

--- a/MF0964_3 Desarrollo de elementos software para gestión de/JAVA/EJERCICIOS OBLIGATORIOS DE JAVA  condicionales y bucles 2026.docx
+++ b/MF0964_3 Desarrollo de elementos software para gestión de/JAVA/EJERCICIOS OBLIGATORIOS DE JAVA  condicionales y bucles 2026.docx
@@ -7465,6 +7465,11 @@
       </w:pPr>
     </w:p>
     <w:p>
+      <w:pPr>
+        <w:rPr>
+          <w:lang w:val="en-GB"/>
+        </w:rPr>
+      </w:pPr>
       <w:r>
         <w:rPr>
           <w:lang w:val="en-GB"/>
@@ -7473,15 +7478,46 @@
       </w:r>
       <w:proofErr w:type="spellStart"/>
       <w:r>
+        <w:rPr>
+          <w:lang w:val="en-GB"/>
+        </w:rPr>
         <w:t>System.out.println</w:t>
       </w:r>
       <w:proofErr w:type="spellEnd"/>
       <w:r>
-        <w:t>("Media = " + (suma / 5));</w:t>
-      </w:r>
-    </w:p>
-    <w:p>
-      <w:r>
+        <w:rPr>
+          <w:lang w:val="en-GB"/>
+        </w:rPr>
+        <w:t>("Media = " + (</w:t>
+      </w:r>
+      <w:proofErr w:type="spellStart"/>
+      <w:r>
+        <w:rPr>
+          <w:lang w:val="en-GB"/>
+        </w:rPr>
+        <w:t>suma</w:t>
+      </w:r>
+      <w:proofErr w:type="spellEnd"/>
+      <w:r>
+        <w:rPr>
+          <w:lang w:val="en-GB"/>
+        </w:rPr>
+        <w:t xml:space="preserve"> / 5)</w:t>
+      </w:r>
+      <w:proofErr w:type="gramStart"/>
+      <w:r>
+        <w:rPr>
+          <w:lang w:val="en-GB"/>
+        </w:rPr>
+        <w:t>);</w:t>
+      </w:r>
+      <w:proofErr w:type="gramEnd"/>
+    </w:p>
+    <w:p>
+      <w:r>
+        <w:rPr>
+          <w:lang w:val="en-GB"/>
+        </w:rPr>
         <w:t xml:space="preserve">    </w:t>
       </w:r>
       <w:proofErr w:type="spellStart"/>
@@ -11461,11 +11497,6 @@
       </w:pPr>
     </w:p>
     <w:p>
-      <w:pPr>
-        <w:rPr>
-          <w:lang w:val="en-GB"/>
-        </w:rPr>
-      </w:pPr>
       <w:r>
         <w:rPr>
           <w:lang w:val="en-GB"/>
@@ -11473,122 +11504,70 @@
         <w:t xml:space="preserve">    </w:t>
       </w:r>
       <w:r>
-        <w:rPr>
-          <w:lang w:val="en-GB"/>
-        </w:rPr>
         <w:t xml:space="preserve">n = </w:t>
       </w:r>
       <w:proofErr w:type="spellStart"/>
       <w:r>
-        <w:rPr>
-          <w:lang w:val="en-GB"/>
-        </w:rPr>
         <w:t>Math.abs</w:t>
       </w:r>
       <w:proofErr w:type="spellEnd"/>
       <w:r>
-        <w:rPr>
-          <w:lang w:val="en-GB"/>
-        </w:rPr>
-        <w:t>(n</w:t>
-      </w:r>
-      <w:proofErr w:type="gramStart"/>
-      <w:r>
-        <w:rPr>
-          <w:lang w:val="en-GB"/>
-        </w:rPr>
-        <w:t>);</w:t>
-      </w:r>
-      <w:proofErr w:type="gramEnd"/>
-    </w:p>
-    <w:p>
-      <w:pPr>
-        <w:rPr>
-          <w:lang w:val="en-GB"/>
-        </w:rPr>
-      </w:pPr>
-      <w:r>
-        <w:rPr>
-          <w:lang w:val="en-GB"/>
-        </w:rPr>
-        <w:t xml:space="preserve">    int </w:t>
-      </w:r>
-      <w:proofErr w:type="spellStart"/>
-      <w:r>
-        <w:rPr>
-          <w:lang w:val="en-GB"/>
-        </w:rPr>
+        <w:t>(n);</w:t>
+      </w:r>
+    </w:p>
+    <w:p>
+      <w:r>
+        <w:t xml:space="preserve">    </w:t>
+      </w:r>
+      <w:proofErr w:type="spellStart"/>
+      <w:r>
+        <w:t>int</w:t>
+      </w:r>
+      <w:proofErr w:type="spellEnd"/>
+      <w:r>
+        <w:t xml:space="preserve"> </w:t>
+      </w:r>
+      <w:proofErr w:type="spellStart"/>
+      <w:r>
         <w:t>digitos</w:t>
       </w:r>
       <w:proofErr w:type="spellEnd"/>
       <w:r>
-        <w:rPr>
-          <w:lang w:val="en-GB"/>
-        </w:rPr>
         <w:t xml:space="preserve"> = (n == 0</w:t>
       </w:r>
       <w:proofErr w:type="gramStart"/>
       <w:r>
-        <w:rPr>
-          <w:lang w:val="en-GB"/>
-        </w:rPr>
         <w:t>) ?</w:t>
       </w:r>
       <w:proofErr w:type="gramEnd"/>
       <w:r>
-        <w:rPr>
-          <w:lang w:val="en-GB"/>
-        </w:rPr>
         <w:t xml:space="preserve"> </w:t>
       </w:r>
       <w:proofErr w:type="gramStart"/>
       <w:r>
-        <w:rPr>
-          <w:lang w:val="en-GB"/>
-        </w:rPr>
         <w:t>1 :</w:t>
       </w:r>
       <w:proofErr w:type="gramEnd"/>
       <w:r>
-        <w:rPr>
-          <w:lang w:val="en-GB"/>
-        </w:rPr>
-        <w:t xml:space="preserve"> </w:t>
-      </w:r>
-      <w:proofErr w:type="gramStart"/>
-      <w:r>
-        <w:rPr>
-          <w:lang w:val="en-GB"/>
-        </w:rPr>
-        <w:t>0;</w:t>
-      </w:r>
-      <w:proofErr w:type="gramEnd"/>
-    </w:p>
-    <w:p>
-      <w:pPr>
-        <w:rPr>
-          <w:lang w:val="en-GB"/>
-        </w:rPr>
-      </w:pPr>
-    </w:p>
-    <w:p>
-      <w:pPr>
-        <w:rPr>
-          <w:lang w:val="en-GB"/>
-        </w:rPr>
-      </w:pPr>
-      <w:r>
-        <w:rPr>
-          <w:lang w:val="en-GB"/>
-        </w:rPr>
-        <w:t xml:space="preserve">    while (n &gt; 0) {</w:t>
-      </w:r>
-    </w:p>
-    <w:p>
-      <w:r>
-        <w:rPr>
-          <w:lang w:val="en-GB"/>
-        </w:rPr>
+        <w:t xml:space="preserve"> 0;</w:t>
+      </w:r>
+    </w:p>
+    <w:p/>
+    <w:p>
+      <w:r>
+        <w:t xml:space="preserve">    </w:t>
+      </w:r>
+      <w:proofErr w:type="spellStart"/>
+      <w:r>
+        <w:t>while</w:t>
+      </w:r>
+      <w:proofErr w:type="spellEnd"/>
+      <w:r>
+        <w:t xml:space="preserve"> (n &gt; 0) {</w:t>
+      </w:r>
+    </w:p>
+    <w:p>
+      <w:r>
         <w:lastRenderedPageBreak/>
         <w:t xml:space="preserve">      </w:t>
       </w:r>
@@ -11947,66 +11926,92 @@
       <w:proofErr w:type="gramEnd"/>
     </w:p>
     <w:p>
+      <w:pPr>
+        <w:rPr>
+          <w:lang w:val="en-GB"/>
+        </w:rPr>
+      </w:pPr>
       <w:r>
         <w:rPr>
           <w:lang w:val="en-GB"/>
         </w:rPr>
         <w:t xml:space="preserve">    </w:t>
       </w:r>
-      <w:proofErr w:type="spellStart"/>
-      <w:r>
-        <w:t>int</w:t>
-      </w:r>
-      <w:proofErr w:type="spellEnd"/>
-      <w:r>
-        <w:t xml:space="preserve"> invertido = 0;</w:t>
-      </w:r>
-    </w:p>
-    <w:p/>
-    <w:p>
-      <w:r>
-        <w:t xml:space="preserve">    </w:t>
-      </w:r>
-      <w:proofErr w:type="spellStart"/>
-      <w:r>
-        <w:t>while</w:t>
-      </w:r>
-      <w:proofErr w:type="spellEnd"/>
-      <w:r>
-        <w:t xml:space="preserve"> (</w:t>
-      </w:r>
-      <w:proofErr w:type="spellStart"/>
-      <w:r>
-        <w:t>aux</w:t>
-      </w:r>
-      <w:proofErr w:type="spellEnd"/>
-      <w:r>
-        <w:t xml:space="preserve"> &gt; 0) {</w:t>
-      </w:r>
-    </w:p>
-    <w:p>
-      <w:r>
-        <w:t xml:space="preserve">      </w:t>
-      </w:r>
-      <w:proofErr w:type="spellStart"/>
-      <w:r>
-        <w:t>int</w:t>
-      </w:r>
-      <w:proofErr w:type="spellEnd"/>
-      <w:r>
-        <w:t xml:space="preserve"> d = </w:t>
-      </w:r>
-      <w:proofErr w:type="spellStart"/>
-      <w:r>
-        <w:t>aux</w:t>
-      </w:r>
-      <w:proofErr w:type="spellEnd"/>
-      <w:r>
-        <w:t xml:space="preserve"> % 10;</w:t>
-      </w:r>
-    </w:p>
-    <w:p>
-      <w:r>
+      <w:r>
+        <w:rPr>
+          <w:lang w:val="en-GB"/>
+        </w:rPr>
+        <w:t xml:space="preserve">int </w:t>
+      </w:r>
+      <w:proofErr w:type="spellStart"/>
+      <w:r>
+        <w:rPr>
+          <w:lang w:val="en-GB"/>
+        </w:rPr>
+        <w:t>invertido</w:t>
+      </w:r>
+      <w:proofErr w:type="spellEnd"/>
+      <w:r>
+        <w:rPr>
+          <w:lang w:val="en-GB"/>
+        </w:rPr>
+        <w:t xml:space="preserve"> = </w:t>
+      </w:r>
+      <w:proofErr w:type="gramStart"/>
+      <w:r>
+        <w:rPr>
+          <w:lang w:val="en-GB"/>
+        </w:rPr>
+        <w:t>0;</w:t>
+      </w:r>
+      <w:proofErr w:type="gramEnd"/>
+    </w:p>
+    <w:p>
+      <w:pPr>
+        <w:rPr>
+          <w:lang w:val="en-GB"/>
+        </w:rPr>
+      </w:pPr>
+    </w:p>
+    <w:p>
+      <w:pPr>
+        <w:rPr>
+          <w:lang w:val="en-GB"/>
+        </w:rPr>
+      </w:pPr>
+      <w:r>
+        <w:rPr>
+          <w:lang w:val="en-GB"/>
+        </w:rPr>
+        <w:t xml:space="preserve">    while (aux &gt; 0) {</w:t>
+      </w:r>
+    </w:p>
+    <w:p>
+      <w:pPr>
+        <w:rPr>
+          <w:lang w:val="en-GB"/>
+        </w:rPr>
+      </w:pPr>
+      <w:r>
+        <w:rPr>
+          <w:lang w:val="en-GB"/>
+        </w:rPr>
+        <w:t xml:space="preserve">      int d = aux % </w:t>
+      </w:r>
+      <w:proofErr w:type="gramStart"/>
+      <w:r>
+        <w:rPr>
+          <w:lang w:val="en-GB"/>
+        </w:rPr>
+        <w:t>10;</w:t>
+      </w:r>
+      <w:proofErr w:type="gramEnd"/>
+    </w:p>
+    <w:p>
+      <w:r>
+        <w:rPr>
+          <w:lang w:val="en-GB"/>
+        </w:rPr>
         <w:t xml:space="preserve">      </w:t>
       </w:r>
       <w:r>
@@ -15503,6 +15508,11 @@
       </w:pPr>
     </w:p>
     <w:p>
+      <w:pPr>
+        <w:rPr>
+          <w:lang w:val="en-GB"/>
+        </w:rPr>
+      </w:pPr>
       <w:r>
         <w:rPr>
           <w:lang w:val="en-GB"/>
@@ -15511,23 +15521,54 @@
       </w:r>
       <w:proofErr w:type="spellStart"/>
       <w:r>
+        <w:rPr>
+          <w:lang w:val="en-GB"/>
+        </w:rPr>
         <w:t>System.out.println</w:t>
       </w:r>
       <w:proofErr w:type="spellEnd"/>
       <w:r>
-        <w:t xml:space="preserve">("Múltiplos de 3: " + </w:t>
-      </w:r>
-      <w:proofErr w:type="spellStart"/>
-      <w:r>
+        <w:rPr>
+          <w:lang w:val="en-GB"/>
+        </w:rPr>
+        <w:t>("</w:t>
+      </w:r>
+      <w:proofErr w:type="spellStart"/>
+      <w:r>
+        <w:rPr>
+          <w:lang w:val="en-GB"/>
+        </w:rPr>
+        <w:t>Múltiplos</w:t>
+      </w:r>
+      <w:proofErr w:type="spellEnd"/>
+      <w:r>
+        <w:rPr>
+          <w:lang w:val="en-GB"/>
+        </w:rPr>
+        <w:t xml:space="preserve"> de 3: " + </w:t>
+      </w:r>
+      <w:proofErr w:type="spellStart"/>
+      <w:r>
+        <w:rPr>
+          <w:lang w:val="en-GB"/>
+        </w:rPr>
         <w:t>cont</w:t>
       </w:r>
       <w:proofErr w:type="spellEnd"/>
-      <w:r>
+      <w:proofErr w:type="gramStart"/>
+      <w:r>
+        <w:rPr>
+          <w:lang w:val="en-GB"/>
+        </w:rPr>
         <w:t>);</w:t>
       </w:r>
-    </w:p>
-    <w:p>
-      <w:r>
+      <w:proofErr w:type="gramEnd"/>
+    </w:p>
+    <w:p>
+      <w:r>
+        <w:rPr>
+          <w:lang w:val="en-GB"/>
+        </w:rPr>
         <w:t xml:space="preserve">    </w:t>
       </w:r>
       <w:proofErr w:type="spellStart"/>

--- a/MF0964_3 Desarrollo de elementos software para gestión de/JAVA/EJERCICIOS OBLIGATORIOS DE JAVA  condicionales y bucles 2026.docx
+++ b/MF0964_3 Desarrollo de elementos software para gestión de/JAVA/EJERCICIOS OBLIGATORIOS DE JAVA  condicionales y bucles 2026.docx
@@ -6038,6 +6038,7 @@
         <w:t>Ejercicios con bucles.</w:t>
       </w:r>
     </w:p>
+    <w:p/>
     <w:p>
       <w:pPr>
         <w:rPr>
@@ -6321,6 +6322,7 @@
         <w:rPr>
           <w:lang w:val="en-GB"/>
         </w:rPr>
+        <w:lastRenderedPageBreak/>
         <w:t xml:space="preserve">  public static void </w:t>
       </w:r>
       <w:proofErr w:type="gramStart"/>
@@ -6362,7 +6364,6 @@
         <w:rPr>
           <w:lang w:val="en-GB"/>
         </w:rPr>
-        <w:lastRenderedPageBreak/>
         <w:t xml:space="preserve">    int </w:t>
       </w:r>
       <w:proofErr w:type="spellStart"/>
@@ -7047,6 +7048,7 @@
     </w:p>
     <w:p>
       <w:r>
+        <w:lastRenderedPageBreak/>
         <w:pict w14:anchorId="55D17605">
           <v:rect id="_x0000_i1046" style="width:0;height:1.5pt" o:hralign="center" o:hrstd="t" o:hr="t" fillcolor="#a0a0a0" stroked="f"/>
         </w:pict>
@@ -7064,7 +7066,6 @@
           <w:b/>
           <w:bCs/>
         </w:rPr>
-        <w:lastRenderedPageBreak/>
         <w:t>4) Media de 5 números</w:t>
       </w:r>
     </w:p>
@@ -7465,11 +7466,6 @@
       </w:pPr>
     </w:p>
     <w:p>
-      <w:pPr>
-        <w:rPr>
-          <w:lang w:val="en-GB"/>
-        </w:rPr>
-      </w:pPr>
       <w:r>
         <w:rPr>
           <w:lang w:val="en-GB"/>
@@ -7478,46 +7474,15 @@
       </w:r>
       <w:proofErr w:type="spellStart"/>
       <w:r>
-        <w:rPr>
-          <w:lang w:val="en-GB"/>
-        </w:rPr>
         <w:t>System.out.println</w:t>
       </w:r>
       <w:proofErr w:type="spellEnd"/>
       <w:r>
-        <w:rPr>
-          <w:lang w:val="en-GB"/>
-        </w:rPr>
-        <w:t>("Media = " + (</w:t>
-      </w:r>
-      <w:proofErr w:type="spellStart"/>
-      <w:r>
-        <w:rPr>
-          <w:lang w:val="en-GB"/>
-        </w:rPr>
-        <w:t>suma</w:t>
-      </w:r>
-      <w:proofErr w:type="spellEnd"/>
-      <w:r>
-        <w:rPr>
-          <w:lang w:val="en-GB"/>
-        </w:rPr>
-        <w:t xml:space="preserve"> / 5)</w:t>
-      </w:r>
-      <w:proofErr w:type="gramStart"/>
-      <w:r>
-        <w:rPr>
-          <w:lang w:val="en-GB"/>
-        </w:rPr>
-        <w:t>);</w:t>
-      </w:r>
-      <w:proofErr w:type="gramEnd"/>
-    </w:p>
-    <w:p>
-      <w:r>
-        <w:rPr>
-          <w:lang w:val="en-GB"/>
-        </w:rPr>
+        <w:t>("Media = " + (suma / 5));</w:t>
+      </w:r>
+    </w:p>
+    <w:p>
+      <w:r>
         <w:t xml:space="preserve">    </w:t>
       </w:r>
       <w:proofErr w:type="spellStart"/>
@@ -7789,7 +7754,6 @@
         <w:rPr>
           <w:lang w:val="en-GB"/>
         </w:rPr>
-        <w:lastRenderedPageBreak/>
         <w:t xml:space="preserve">    int </w:t>
       </w:r>
       <w:proofErr w:type="spellStart"/>
@@ -8479,6 +8443,7 @@
         <w:rPr>
           <w:lang w:val="en-GB"/>
         </w:rPr>
+        <w:lastRenderedPageBreak/>
         <w:t xml:space="preserve">      </w:t>
       </w:r>
       <w:proofErr w:type="spellStart"/>
@@ -8537,7 +8502,6 @@
         <w:rPr>
           <w:lang w:val="en-GB"/>
         </w:rPr>
-        <w:lastRenderedPageBreak/>
         <w:t xml:space="preserve">    </w:t>
       </w:r>
       <w:r>
@@ -9054,6 +9018,7 @@
     <w:p>
       <w:proofErr w:type="spellStart"/>
       <w:r>
+        <w:lastRenderedPageBreak/>
         <w:t>import</w:t>
       </w:r>
       <w:proofErr w:type="spellEnd"/>
@@ -11497,6 +11462,11 @@
       </w:pPr>
     </w:p>
     <w:p>
+      <w:pPr>
+        <w:rPr>
+          <w:lang w:val="en-GB"/>
+        </w:rPr>
+      </w:pPr>
       <w:r>
         <w:rPr>
           <w:lang w:val="en-GB"/>
@@ -11504,70 +11474,122 @@
         <w:t xml:space="preserve">    </w:t>
       </w:r>
       <w:r>
+        <w:rPr>
+          <w:lang w:val="en-GB"/>
+        </w:rPr>
         <w:t xml:space="preserve">n = </w:t>
       </w:r>
       <w:proofErr w:type="spellStart"/>
       <w:r>
+        <w:rPr>
+          <w:lang w:val="en-GB"/>
+        </w:rPr>
         <w:t>Math.abs</w:t>
       </w:r>
       <w:proofErr w:type="spellEnd"/>
       <w:r>
-        <w:t>(n);</w:t>
-      </w:r>
-    </w:p>
-    <w:p>
-      <w:r>
-        <w:t xml:space="preserve">    </w:t>
-      </w:r>
-      <w:proofErr w:type="spellStart"/>
-      <w:r>
-        <w:t>int</w:t>
-      </w:r>
-      <w:proofErr w:type="spellEnd"/>
-      <w:r>
+        <w:rPr>
+          <w:lang w:val="en-GB"/>
+        </w:rPr>
+        <w:t>(n</w:t>
+      </w:r>
+      <w:proofErr w:type="gramStart"/>
+      <w:r>
+        <w:rPr>
+          <w:lang w:val="en-GB"/>
+        </w:rPr>
+        <w:t>);</w:t>
+      </w:r>
+      <w:proofErr w:type="gramEnd"/>
+    </w:p>
+    <w:p>
+      <w:pPr>
+        <w:rPr>
+          <w:lang w:val="en-GB"/>
+        </w:rPr>
+      </w:pPr>
+      <w:r>
+        <w:rPr>
+          <w:lang w:val="en-GB"/>
+        </w:rPr>
+        <w:t xml:space="preserve">    int </w:t>
+      </w:r>
+      <w:proofErr w:type="spellStart"/>
+      <w:r>
+        <w:rPr>
+          <w:lang w:val="en-GB"/>
+        </w:rPr>
+        <w:t>digitos</w:t>
+      </w:r>
+      <w:proofErr w:type="spellEnd"/>
+      <w:r>
+        <w:rPr>
+          <w:lang w:val="en-GB"/>
+        </w:rPr>
+        <w:t xml:space="preserve"> = (n == 0</w:t>
+      </w:r>
+      <w:proofErr w:type="gramStart"/>
+      <w:r>
+        <w:rPr>
+          <w:lang w:val="en-GB"/>
+        </w:rPr>
+        <w:t>) ?</w:t>
+      </w:r>
+      <w:proofErr w:type="gramEnd"/>
+      <w:r>
+        <w:rPr>
+          <w:lang w:val="en-GB"/>
+        </w:rPr>
         <w:t xml:space="preserve"> </w:t>
       </w:r>
-      <w:proofErr w:type="spellStart"/>
-      <w:r>
-        <w:t>digitos</w:t>
-      </w:r>
-      <w:proofErr w:type="spellEnd"/>
-      <w:r>
-        <w:t xml:space="preserve"> = (n == 0</w:t>
-      </w:r>
-      <w:proofErr w:type="gramStart"/>
-      <w:r>
-        <w:t>) ?</w:t>
-      </w:r>
-      <w:proofErr w:type="gramEnd"/>
-      <w:r>
+      <w:proofErr w:type="gramStart"/>
+      <w:r>
+        <w:rPr>
+          <w:lang w:val="en-GB"/>
+        </w:rPr>
+        <w:t>1 :</w:t>
+      </w:r>
+      <w:proofErr w:type="gramEnd"/>
+      <w:r>
+        <w:rPr>
+          <w:lang w:val="en-GB"/>
+        </w:rPr>
         <w:t xml:space="preserve"> </w:t>
       </w:r>
       <w:proofErr w:type="gramStart"/>
       <w:r>
-        <w:t>1 :</w:t>
-      </w:r>
-      <w:proofErr w:type="gramEnd"/>
-      <w:r>
-        <w:t xml:space="preserve"> 0;</w:t>
-      </w:r>
-    </w:p>
-    <w:p/>
-    <w:p>
-      <w:r>
-        <w:t xml:space="preserve">    </w:t>
-      </w:r>
-      <w:proofErr w:type="spellStart"/>
-      <w:r>
-        <w:t>while</w:t>
-      </w:r>
-      <w:proofErr w:type="spellEnd"/>
-      <w:r>
-        <w:t xml:space="preserve"> (n &gt; 0) {</w:t>
-      </w:r>
-    </w:p>
-    <w:p>
-      <w:r>
+        <w:rPr>
+          <w:lang w:val="en-GB"/>
+        </w:rPr>
+        <w:t>0;</w:t>
+      </w:r>
+      <w:proofErr w:type="gramEnd"/>
+    </w:p>
+    <w:p>
+      <w:pPr>
+        <w:rPr>
+          <w:lang w:val="en-GB"/>
+        </w:rPr>
+      </w:pPr>
+    </w:p>
+    <w:p>
+      <w:pPr>
+        <w:rPr>
+          <w:lang w:val="en-GB"/>
+        </w:rPr>
+      </w:pPr>
+      <w:r>
+        <w:rPr>
+          <w:lang w:val="en-GB"/>
+        </w:rPr>
+        <w:t xml:space="preserve">    while (n &gt; 0) {</w:t>
+      </w:r>
+    </w:p>
+    <w:p>
+      <w:r>
+        <w:rPr>
+          <w:lang w:val="en-GB"/>
+        </w:rPr>
         <w:lastRenderedPageBreak/>
         <w:t xml:space="preserve">      </w:t>
       </w:r>
@@ -11926,92 +11948,66 @@
       <w:proofErr w:type="gramEnd"/>
     </w:p>
     <w:p>
-      <w:pPr>
-        <w:rPr>
-          <w:lang w:val="en-GB"/>
-        </w:rPr>
-      </w:pPr>
       <w:r>
         <w:rPr>
           <w:lang w:val="en-GB"/>
         </w:rPr>
         <w:t xml:space="preserve">    </w:t>
       </w:r>
-      <w:r>
-        <w:rPr>
-          <w:lang w:val="en-GB"/>
-        </w:rPr>
-        <w:t xml:space="preserve">int </w:t>
-      </w:r>
-      <w:proofErr w:type="spellStart"/>
-      <w:r>
-        <w:rPr>
-          <w:lang w:val="en-GB"/>
-        </w:rPr>
-        <w:t>invertido</w:t>
-      </w:r>
-      <w:proofErr w:type="spellEnd"/>
-      <w:r>
-        <w:rPr>
-          <w:lang w:val="en-GB"/>
-        </w:rPr>
-        <w:t xml:space="preserve"> = </w:t>
-      </w:r>
-      <w:proofErr w:type="gramStart"/>
-      <w:r>
-        <w:rPr>
-          <w:lang w:val="en-GB"/>
-        </w:rPr>
-        <w:t>0;</w:t>
-      </w:r>
-      <w:proofErr w:type="gramEnd"/>
-    </w:p>
-    <w:p>
-      <w:pPr>
-        <w:rPr>
-          <w:lang w:val="en-GB"/>
-        </w:rPr>
-      </w:pPr>
-    </w:p>
-    <w:p>
-      <w:pPr>
-        <w:rPr>
-          <w:lang w:val="en-GB"/>
-        </w:rPr>
-      </w:pPr>
-      <w:r>
-        <w:rPr>
-          <w:lang w:val="en-GB"/>
-        </w:rPr>
-        <w:t xml:space="preserve">    while (aux &gt; 0) {</w:t>
-      </w:r>
-    </w:p>
-    <w:p>
-      <w:pPr>
-        <w:rPr>
-          <w:lang w:val="en-GB"/>
-        </w:rPr>
-      </w:pPr>
-      <w:r>
-        <w:rPr>
-          <w:lang w:val="en-GB"/>
-        </w:rPr>
-        <w:t xml:space="preserve">      int d = aux % </w:t>
-      </w:r>
-      <w:proofErr w:type="gramStart"/>
-      <w:r>
-        <w:rPr>
-          <w:lang w:val="en-GB"/>
-        </w:rPr>
-        <w:t>10;</w:t>
-      </w:r>
-      <w:proofErr w:type="gramEnd"/>
-    </w:p>
-    <w:p>
-      <w:r>
-        <w:rPr>
-          <w:lang w:val="en-GB"/>
-        </w:rPr>
+      <w:proofErr w:type="spellStart"/>
+      <w:r>
+        <w:t>int</w:t>
+      </w:r>
+      <w:proofErr w:type="spellEnd"/>
+      <w:r>
+        <w:t xml:space="preserve"> invertido = 0;</w:t>
+      </w:r>
+    </w:p>
+    <w:p/>
+    <w:p>
+      <w:r>
+        <w:t xml:space="preserve">    </w:t>
+      </w:r>
+      <w:proofErr w:type="spellStart"/>
+      <w:r>
+        <w:t>while</w:t>
+      </w:r>
+      <w:proofErr w:type="spellEnd"/>
+      <w:r>
+        <w:t xml:space="preserve"> (</w:t>
+      </w:r>
+      <w:proofErr w:type="spellStart"/>
+      <w:r>
+        <w:t>aux</w:t>
+      </w:r>
+      <w:proofErr w:type="spellEnd"/>
+      <w:r>
+        <w:t xml:space="preserve"> &gt; 0) {</w:t>
+      </w:r>
+    </w:p>
+    <w:p>
+      <w:r>
+        <w:t xml:space="preserve">      </w:t>
+      </w:r>
+      <w:proofErr w:type="spellStart"/>
+      <w:r>
+        <w:t>int</w:t>
+      </w:r>
+      <w:proofErr w:type="spellEnd"/>
+      <w:r>
+        <w:t xml:space="preserve"> d = </w:t>
+      </w:r>
+      <w:proofErr w:type="spellStart"/>
+      <w:r>
+        <w:t>aux</w:t>
+      </w:r>
+      <w:proofErr w:type="spellEnd"/>
+      <w:r>
+        <w:t xml:space="preserve"> % 10;</w:t>
+      </w:r>
+    </w:p>
+    <w:p>
+      <w:r>
         <w:t xml:space="preserve">      </w:t>
       </w:r>
       <w:r>
@@ -15508,11 +15504,6 @@
       </w:pPr>
     </w:p>
     <w:p>
-      <w:pPr>
-        <w:rPr>
-          <w:lang w:val="en-GB"/>
-        </w:rPr>
-      </w:pPr>
       <w:r>
         <w:rPr>
           <w:lang w:val="en-GB"/>
@@ -15521,54 +15512,23 @@
       </w:r>
       <w:proofErr w:type="spellStart"/>
       <w:r>
-        <w:rPr>
-          <w:lang w:val="en-GB"/>
-        </w:rPr>
         <w:t>System.out.println</w:t>
       </w:r>
       <w:proofErr w:type="spellEnd"/>
       <w:r>
-        <w:rPr>
-          <w:lang w:val="en-GB"/>
-        </w:rPr>
-        <w:t>("</w:t>
-      </w:r>
-      <w:proofErr w:type="spellStart"/>
-      <w:r>
-        <w:rPr>
-          <w:lang w:val="en-GB"/>
-        </w:rPr>
-        <w:t>Múltiplos</w:t>
-      </w:r>
-      <w:proofErr w:type="spellEnd"/>
-      <w:r>
-        <w:rPr>
-          <w:lang w:val="en-GB"/>
-        </w:rPr>
-        <w:t xml:space="preserve"> de 3: " + </w:t>
-      </w:r>
-      <w:proofErr w:type="spellStart"/>
-      <w:r>
-        <w:rPr>
-          <w:lang w:val="en-GB"/>
-        </w:rPr>
+        <w:t xml:space="preserve">("Múltiplos de 3: " + </w:t>
+      </w:r>
+      <w:proofErr w:type="spellStart"/>
+      <w:r>
         <w:t>cont</w:t>
       </w:r>
       <w:proofErr w:type="spellEnd"/>
-      <w:proofErr w:type="gramStart"/>
-      <w:r>
-        <w:rPr>
-          <w:lang w:val="en-GB"/>
-        </w:rPr>
+      <w:r>
         <w:t>);</w:t>
       </w:r>
-      <w:proofErr w:type="gramEnd"/>
-    </w:p>
-    <w:p>
-      <w:r>
-        <w:rPr>
-          <w:lang w:val="en-GB"/>
-        </w:rPr>
+    </w:p>
+    <w:p>
+      <w:r>
         <w:t xml:space="preserve">    </w:t>
       </w:r>
       <w:proofErr w:type="spellStart"/>
